--- a/az/discovery-articles/6.8 Ümumdünya hörümçək toru — veb.docx
+++ b/az/discovery-articles/6.8 Ümumdünya hörümçək toru — veb.docx
@@ -8,7 +8,7 @@
         <w:widowControl/>
       </w:pPr>
       <w:r>
-        <w:t>6.8 Ümumdünya hörümçək toru — veb</w:t>
+        <w:t xml:space="preserve">6.8 Veb</w:t>
       </w:r>
     </w:p>
     <w:p>
@@ -20,7 +20,7 @@
         <w:rPr>
           <w:sz w:val="20"/>
         </w:rPr>
-        <w:t>6 Rəqəmsal texnologiyalar kosmos və rabitə</w:t>
+        <w:t xml:space="preserve">6. Rəqəmsal dünya, kosmos və rabitə</w:t>
       </w:r>
     </w:p>
     <w:p>
@@ -32,7 +32,7 @@
         <w:rPr>
           <w:sz w:val="20"/>
         </w:rPr>
-        <w:t>Dövr: 1989–1991 (təklif və ilk tətbiq); 1993 (Mosaic brauzeri və ictimai yayılma) | Əsas şəxslər: Tim Berners-Li; Robert Kayo; Mark Andriessen (Mosaic brauzeri)</w:t>
+        <w:t xml:space="preserve">Dövr: 1989–1991 (təklif və ilk tətbiq); 1993 (Mosaic brauzeri, kütləvi qəbul) | Əsas adlar: Tim Berners-Li; Robert Kayyo; Mark Andreessen (Mosaic)</w:t>
       </w:r>
     </w:p>
     <w:p>
@@ -40,7 +40,7 @@
         <w:widowControl/>
       </w:pPr>
       <w:r>
-        <w:t>Ümumdünya hörümçək toru, yaxud veb brauzerdə baxılan əlaqəli sənəd və tətbiqlər sistemidir. CERN-də yaradılaraq interneti adi oxuma, nəşr və paylaşma üçün əlverişli etdi.</w:t>
+        <w:t xml:space="preserve">Veb brauzerdə açılan, bir-birinə keçidlə bağlı səhifə və proqramlar sistemidir. CERNdə yaranaraq interneti adi oxumaq, yazmaq və paylaşmağa yararlı etdi.</w:t>
       </w:r>
     </w:p>
     <w:p>
@@ -49,7 +49,7 @@
         <w:widowControl/>
       </w:pPr>
       <w:r>
-        <w:t>Əsas məlumatlar</w:t>
+        <w:t xml:space="preserve">Əsas məlumatlar</w:t>
       </w:r>
     </w:p>
     <w:p>
@@ -58,7 +58,7 @@
         <w:widowControl/>
       </w:pPr>
       <w:r>
-        <w:t>Tim Berners-Li 1989-cu ildə Avropa Nüvə Tədqiqatları Təşkilatında — CERN-də — veb ideyasını təklif etdi.</w:t>
+        <w:t xml:space="preserve">Tim Berners-Li 1989-cu ildə CERNdə veb təklifini yazdı.</w:t>
       </w:r>
     </w:p>
     <w:p>
@@ -67,7 +67,7 @@
         <w:widowControl/>
       </w:pPr>
       <w:r>
-        <w:t>İlk sayt 1991-ci ildə onlayn açıldı.</w:t>
+        <w:t xml:space="preserve">İlk sayt 1991-ci ildə işə düşdü.</w:t>
       </w:r>
     </w:p>
     <w:p>
@@ -76,7 +76,7 @@
         <w:widowControl/>
       </w:pPr>
       <w:r>
-        <w:t>Əsas üçlük HTML, HTTP və URL-dir: səhifənin quruluşu, sorğu qaydaları və ünvanlar.</w:t>
+        <w:t xml:space="preserve">HTML, HTTP və URL üçlüyü səhifəni, sorğu qaydasını və ünvanı verir.</w:t>
       </w:r>
     </w:p>
     <w:p>
@@ -85,7 +85,7 @@
         <w:widowControl/>
       </w:pPr>
       <w:r>
-        <w:t>Berners-Li texnologiyanın lisenziya haqqı olmadan istifadəsini təmin etdi.</w:t>
+        <w:t xml:space="preserve">Berners-Li texnologiyanı royaltisiz açıq buraxdı.</w:t>
       </w:r>
     </w:p>
     <w:p>
@@ -94,7 +94,7 @@
         <w:widowControl/>
       </w:pPr>
       <w:r>
-        <w:t>Mosaic və Netscape kimi brauzerlər vebi populyarlaşdırdı.</w:t>
+        <w:t xml:space="preserve">Mosaic və Netscape brauzerləri vebi xalqa gətirdi.</w:t>
       </w:r>
     </w:p>
     <w:p>
@@ -103,7 +103,7 @@
         <w:widowControl/>
       </w:pPr>
       <w:r>
-        <w:t>Bu nədir</w:t>
+        <w:t xml:space="preserve">Bu nədir</w:t>
       </w:r>
     </w:p>
     <w:p>
@@ -111,7 +111,7 @@
         <w:widowControl/>
       </w:pPr>
       <w:r>
-        <w:t>Veb internetdə hipermətnlə — başqa səhifələrə keçidlər olan səhifələrlə — məlumat nəşr etmək və baxmaq üsuludur. URL resursun vahid ünvanını göstərir; HTTP hipermətnin ötürülməsi protokolu, yəni sorğu-cavab qaydasıdır; HTML isə səhifəni təsvir edən hipermətn nişanlama dilidir. Brauzer səhifəni gətirib göstərən proqramdır. İnterneti yol, vebi isə yol boyunca qurulmuş mağaza və kitabxanalar kimi təsəvvür etmək olar. Gündəlik danışıq bunları qarışdırsa da, eyni deyillər.</w:t>
+        <w:t xml:space="preserve">Veb internetdə hipermətnlə — başqa səhifələrə keçidi olan səhifələrlə — məlumat yaymaq və oxumaq üsuludur. URL ünvandır; HTTP sorğu-cavab qaydasıdır; HTML səhifənin dilidir. Brauzer səhifəni gətirib göstərən proqramdır. İnterneti yol, vebi isə o yolun kənarındakı dükan və kitabxana saymaq olar. Gündəlik danışıq bunları qarışdırır, amma eyni şey deyillər.</w:t>
       </w:r>
     </w:p>
     <w:p>
@@ -120,7 +120,7 @@
         <w:widowControl/>
       </w:pPr>
       <w:r>
-        <w:t>Kim kəşf edib və ya yaradıb</w:t>
+        <w:t xml:space="preserve">Kim yaradıb</w:t>
       </w:r>
     </w:p>
     <w:p>
@@ -128,7 +128,7 @@
         <w:widowControl/>
       </w:pPr>
       <w:r>
-        <w:t>CERN-də çalışan britaniyalı kompüter alimi Tim Berners-Li 1989-cu ildə təklifini yazdı. Robert Kayo da daxil olmaqla həmkarlarla ilk brauzer və serveri qurdu. 1991-ci ildə ilk sayt layihənin özünü izah edirdi. O, protokolların açıq və lisenziya haqqından azad qalmasına çalışırdı. Mosaic (1993), sonra Netscape qrafikanı və istifadə rahatlığını geniş auditoriyaya gətirdi. İxtiraçının paylaşmaq qərarı da nailiyyətin bir hissəsi idi.</w:t>
+        <w:t xml:space="preserve">Britaniyalı kompüter alimi Tim Berners-Li Avropa fizika laboratoriyası CERNdə 1989-cu ildə təklifi yazdı, Robert Kayyo və həmkarları ilə ilk brauzeri və serveri qurdu. 1991-ci ildə ilk sayt elə layihənin özünü izah edirdi. O, protokolların açıq və pulsuz qalmasında israr etdi. Mosaic (1993), sonra Netscape qrafikanı və asanlığı geniş oxucuya gətirdi. İxtiraçının paylaşma seçimi ixtiranın bir hissəsi idi.</w:t>
       </w:r>
     </w:p>
     <w:p>
@@ -137,7 +137,7 @@
         <w:widowControl/>
       </w:pPr>
       <w:r>
-        <w:t>Nə vaxt və necə yaranıb</w:t>
+        <w:t xml:space="preserve">Nə vaxt və necə yaranıb</w:t>
       </w:r>
     </w:p>
     <w:p>
@@ -145,7 +145,7 @@
         <w:widowControl/>
       </w:pPr>
       <w:r>
-        <w:t>CERN fiziklərinə ölkələr və müxtəlif kompüterlər arasında məqalə və telefon siyahılarını paylaşmaq lazım idi. İnternet kifayət qədər yetişmişdi, fərdi iş stansiyaları yayılmışdı, açıq elm mədəniyyəti də kömək edirdi. 1990-cı illərin ortalarında müəssisələr internetə tələsdilər. Laboratoriya qeydi kimi başlayan iş on ildən az müddətdə qlobal mediaya çevrildi.</w:t>
+        <w:t xml:space="preserve">CERNin fizikləri məqalə və telefon siyahısını ölkələr və müxtəlif kompüterlər arasında paylaşmalı idi. İnternet yetişmişdi, şəxsi iş stansiyaları adi idi, açıq elm mədəniyyəti kömək etdi. 1990-cı illərin ortasında şirkətlər onlayn tələsdi. Laboratoriya qeydindən qlobal mühitə keçid on ildən az çəkdi.</w:t>
       </w:r>
     </w:p>
     <w:p>
@@ -154,7 +154,7 @@
         <w:widowControl/>
       </w:pPr>
       <w:r>
-        <w:t>Elm üçün əhəmiyyəti</w:t>
+        <w:t xml:space="preserve">Elm üçün əhəmiyyəti</w:t>
       </w:r>
     </w:p>
     <w:p>
@@ -162,7 +162,7 @@
         <w:widowControl/>
       </w:pPr>
       <w:r>
-        <w:t>Veb qarışıq internetdə bir ideya ilə yol tapmağa imkan verdi: keçid. Verilənlər bazaları, mağazalar və qəzetlər üçün ümumi interfeys yaratdı. Ümumdünya Hörümçək Toru Konsorsiumu — W3C — ortaq texniki dili qorumağa çalışdı. Əlçatanlıq, təhlükəsizlik və sənədlə tətbiq arasındakı fərqli tələblər sonrakı elmi və layihələndirmə məsələləri oldu. Veb həm kitabxana, həm də proqram platformasıdır.</w:t>
+        <w:t xml:space="preserve">Veb qarışıq interneti bir ideya ilə — keçidlə — gəzilən etdi. Verilənlər bazası, mağaza və qəzet üçün ümumi üz qabığı yaratdı. Ümumdünya veb konsorsiumu (W3C) dili ortaq saxlamağa çalışdı. Əlçatanlıq, təhlükəsizlik, sənəd ilə proqram arasındakı gərginlik sonrakı elmi və dizayn problemləri oldu. Veb həm kitabxana, həm proqram platformasıdır.</w:t>
       </w:r>
     </w:p>
     <w:p>
@@ -171,7 +171,7 @@
         <w:widowControl/>
       </w:pPr>
       <w:r>
-        <w:t>Sonrakı inkişafa təsiri</w:t>
+        <w:t xml:space="preserve">Sonrakı inkişafa təsiri</w:t>
       </w:r>
     </w:p>
     <w:p>
@@ -179,7 +179,7 @@
         <w:widowControl/>
       </w:pPr>
       <w:r>
-        <w:t>Axtarış sistemləri, sosial media və bulud tətbiqləri sayt və ya vebə bənzər tətbiq kimi qurulur. Təhlükəsiz hipermətn ötürülməsi protokolu — HTTPS — adi istifadəçiyə şifrələmə gətirdi. Mobil brauzerlər vebi cibə yerləşdirdi. Bəzi xidmətlər sonralar öz qapalı mühitlərini qurdular; açıq veb isə əsasda qalır. Vikipediya və onlayn jurnallar ilkin ümidi — ortaq biliyi — göstərir.</w:t>
+        <w:t xml:space="preserve">Axtarış sistemləri, sosial şəbəkələr və bulud proqramları veb səhifə və ya vebə oxşar tətbiq kimi qurulur. HTTPS adi istifadəçi üçün şifrələmə gətirdi. Mobil brauzer vebi cibə saldı. Bəzi xidmətlər sonra divarlı bağ saldı; açıq veb altında qalır. Vikipediya və onlayq jurnallar ilk ümidi göstərir: ortaq bilik.</w:t>
       </w:r>
     </w:p>
     <w:p>
@@ -188,7 +188,7 @@
         <w:widowControl/>
       </w:pPr>
       <w:r>
-        <w:t>İnsan həyatını necə dəyişib</w:t>
+        <w:t xml:space="preserve">İnsan həyatını necə dəyişib</w:t>
       </w:r>
     </w:p>
     <w:p>
@@ -196,7 +196,7 @@
         <w:widowControl/>
       </w:pPr>
       <w:r>
-        <w:t>Adi insanlar mətbəəsiz nəşr edə bildilər. Təhsil, ticarət, dostluq və xəbərlər dəyişdi. Reklam, izləmə və insanı davamlı sürüşdürməyə sövq edən dizaynlar da dəyişdi. Cəmiyyət indiyədək qurulmuş ən böyük kitabxananı və onu kimin təşkil edəcəyi barədə davamlı mübarizəni qazandı. Bir çox insan üçün veb indi həm öyrənmənin, həm də informasiya səs-küyünün gündəlik məkanıdır.</w:t>
+        <w:t xml:space="preserve">Adi insan mətbəəsiz də yaza bildi. Təhsil, ticarət, dostluq və xəbər dəyişdi. Reklam, izləmə və səhifəni sürüşdürməyə vadar edən dizayn da dəyişdi. Cəmiyyət indiyədək qurulmuş ən böyük kitabxananı və onu kimin düzəldəcəyi uğrunda davamlı mübahisəni qazandı. Çoxları üçün veb indi həm öyrənmə, həm səs-küy ocağıdır.</w:t>
       </w:r>
     </w:p>
     <w:p>
@@ -217,7 +217,7 @@
         <w:rPr>
           <w:sz w:val="20"/>
         </w:rPr>
-        <w:t>C Qurumların materialları və ensiklopedik mənbələr</w:t>
+        <w:t>Qurumların materialları və ensiklopedik mənbələr</w:t>
       </w:r>
     </w:p>
     <w:p>
@@ -301,7 +301,7 @@
         <w:rPr>
           <w:sz w:val="20"/>
         </w:rPr>
-        <w:t>H Peşə birlikləri və standartlaşdırma qurumları</w:t>
+        <w:t>Peşə birlikləri və standartlaşdırma qurumları</w:t>
       </w:r>
     </w:p>
     <w:p>
